--- a/DPFSR.RU_PRICE/Отчёт_об_оценке_ЦПФСР_2026-05-26.docx
+++ b/DPFSR.RU_PRICE/Отчёт_об_оценке_ЦПФСР_2026-05-26.docx
@@ -389,7 +389,7 @@
         <w:rPr>
           <w:b/>
         </w:rPr>
-        <w:t>14,50%</w:t>
+        <w:t>14,00%</w:t>
       </w:r>
       <w:r>
         <w:t xml:space="preserve"> (с 28.04.2026), доходность 10Y ОФЗ </w:t>
@@ -2634,7 +2634,7 @@
               <w:rPr>
                 <w:sz w:val="17"/>
               </w:rPr>
-              <w:t>14,50% (с 28.04.2026)</w:t>
+              <w:t>14,00% (с 28.04.2026)</w:t>
             </w:r>
           </w:p>
         </w:tc>
@@ -4305,7 +4305,7 @@
         <w:t>Заключение HABU:</w:t>
       </w:r>
       <w:r>
-        <w:t xml:space="preserve"> продолжение реализации в режиме Going Concern по двухстадийной архитектуре с привлечением институционального инвестора Series A в размере $15 млн (≈ 1,073 млрд ₽).</w:t>
+        <w:t xml:space="preserve"> продолжение реализации в режиме Going Concern по двухстадийной архитектуре с привлечением институционального инвестора Series A в размере $15 млн (≈ 1,8 млрд ₽).</w:t>
       </w:r>
     </w:p>
     <w:p>
@@ -10462,7 +10462,7 @@
               <w:rPr>
                 <w:sz w:val="17"/>
               </w:rPr>
-              <w:t>15,0 млн USD (1,073 млрд ₽)</w:t>
+              <w:t>25,2 млн USD (1,8 млрд ₽)</w:t>
             </w:r>
           </w:p>
         </w:tc>
@@ -10500,7 +10500,7 @@
               <w:rPr>
                 <w:sz w:val="17"/>
               </w:rPr>
-              <w:t>263,0 млн USD (18,81 млрд ₽)</w:t>
+              <w:t>273,2 млн USD (19,54 млрд ₽)</w:t>
             </w:r>
           </w:p>
         </w:tc>
@@ -10538,7 +10538,7 @@
               <w:rPr>
                 <w:sz w:val="17"/>
               </w:rPr>
-              <w:t>5,70%</w:t>
+              <w:t>9,21%</w:t>
             </w:r>
           </w:p>
         </w:tc>
@@ -10631,14 +10631,14 @@
           <w:i/>
           <w:color w:val="444444"/>
         </w:rPr>
-        <w:t>Раунд не покрывает потребность.</w:t>
+        <w:t>Раунд покрывает расчётную потребность.</w:t>
       </w:r>
       <w:r>
         <w:rPr>
           <w:i/>
           <w:color w:val="444444"/>
         </w:rPr>
-        <w:t xml:space="preserve"> Расчётная пиковая потребность в финансировании — 1,70 млрд ₽ (конец 2028 года), заявленный раунд — 1,073 млрд ₽. Разрыв 0,63 млрд ₽. При задержке запуска на год потребность вырастает до 3,44 млрд ₽. Рекомендуемый размер раунда — не менее 1,8 млрд ₽.</w:t>
+        <w:t xml:space="preserve"> Пиковая потребность в финансировании — 1,70 млрд ₽ (конец 2028 года), раунд — 1,8 млрд ₽, запас 99 млн ₽. Запас невелик: при задержке запуска на год потребность вырастает до 3,44 млрд ₽.</w:t>
       </w:r>
     </w:p>
     <w:p>
@@ -10650,7 +10650,7 @@
           <w:i/>
           <w:color w:val="444444"/>
         </w:rPr>
-        <w:t>При такой доле инвестора ($15 млн за 5,70%) расчёт для инвестора при выходе в 2033 году даёт поступления 20,5 млрд ₽, кратность возврата 19,1× и внутреннюю норму доходности 52,4% — при условии полного выполнения плана.</w:t>
+        <w:t>При такой доле инвестора ($25 млн за 9,21%) расчёт для инвестора при выходе в 2033 году даёт поступления 33,1 млрд ₽, кратность возврата 18,4× и внутреннюю норму доходности 51,6% — при условии полного выполнения плана.</w:t>
       </w:r>
     </w:p>
     <w:p>
@@ -11293,7 +11293,7 @@
         <w:rPr>
           <w:b/>
         </w:rPr>
-        <w:t>стандартный (налог на прибыль 25% — ставка с 01.01.2025 по 176-ФЗ от 12.07.2024)</w:t>
+        <w:t>стандартный (налог на прибыль 25% — ставка с 01.01.2025 по 176-ФЗ от 12.07.2024; операции с ЦФА НДС не облагаются как операции с ценными бумагами, пп. 12 п. 2 ст. 149 НК РФ)</w:t>
       </w:r>
       <w:r>
         <w:t>; ИТ-аккредитация с 5%-ставкой даёт +25–30% к NPV (вне Base).</w:t>

--- a/DPFSR.RU_PRICE/Отчёт_об_оценке_ЦПФСР_2026-05-26.docx
+++ b/DPFSR.RU_PRICE/Отчёт_об_оценке_ЦПФСР_2026-05-26.docx
@@ -348,7 +348,7 @@
         <w:t>Discounted Cash Flow</w:t>
       </w:r>
       <w:r>
-        <w:t xml:space="preserve"> (доходный, multi-stage TV), </w:t>
+        <w:t xml:space="preserve"> (доходный, терминальная стоимость по Гордону), </w:t>
       </w:r>
       <w:r>
         <w:rPr>
@@ -4305,7 +4305,7 @@
         <w:t>Заключение HABU:</w:t>
       </w:r>
       <w:r>
-        <w:t xml:space="preserve"> продолжение реализации в режиме Going Concern по двухстадийной архитектуре с привлечением институционального инвестора Series A в размере $15 млн (≈ 1,8 млрд ₽).</w:t>
+        <w:t xml:space="preserve"> продолжение реализации в режиме Going Concern по двухстадийной архитектуре с привлечением институционального инвестора в стартовом раунде 1,8 млрд ₽ (≈ $25 млн).</w:t>
       </w:r>
     </w:p>
     <w:p>
@@ -4431,7 +4431,7 @@
               <w:rPr>
                 <w:sz w:val="17"/>
               </w:rPr>
-              <w:t>DCF + multi-stage TV</w:t>
+              <w:t>DCF + терминальная стоимость по Гордону</w:t>
             </w:r>
           </w:p>
         </w:tc>
@@ -4449,7 +4449,7 @@
               <w:rPr>
                 <w:sz w:val="17"/>
               </w:rPr>
-              <w:t>WACC 29,58% RUB; горизонт 2025–2034 + фазы 2035–2044+</w:t>
+              <w:t>Ставка 29,58% RUB; горизонт 2027–2036, g = 4%</w:t>
             </w:r>
           </w:p>
         </w:tc>
@@ -11244,16 +11244,16 @@
         <w:pStyle w:val="ListNumber"/>
       </w:pPr>
       <w:r>
-        <w:t xml:space="preserve">Принят постоянный </w:t>
+        <w:t xml:space="preserve">Принята постоянная </w:t>
       </w:r>
       <w:r>
         <w:rPr>
           <w:b/>
         </w:rPr>
-        <w:t>WACC на горизонте 2025–2034</w:t>
+        <w:t>ставка дисконтирования на горизонте 2027–2036</w:t>
       </w:r>
       <w:r>
-        <w:t xml:space="preserve"> на уровне 29,5%; в реальности WACC будет снижаться по мере снижения КС ЦБ РФ — создаёт </w:t>
+        <w:t xml:space="preserve"> на уровне 29,58%; в реальности WACC будет снижаться по мере снижения КС ЦБ РФ — создаёт </w:t>
       </w:r>
       <w:r>
         <w:rPr>
@@ -11367,7 +11367,7 @@
         <w:pStyle w:val="ListNumber"/>
       </w:pPr>
       <w:r>
-        <w:t>Привлечение Series A раунда $15 млн на горизонте T+6 мес.</w:t>
+        <w:t>Привлечение стартового раунда 1,8 млрд ₽ ($25 млн) на горизонте T+6 мес.</w:t>
       </w:r>
     </w:p>
     <w:p>
